--- a/report.docx
+++ b/report.docx
@@ -2144,7 +2144,7 @@
           <w:color w:val="1F1F1F"/>
         </w:rPr>
         <w:pict w14:anchorId="4DC2658F">
-          <v:rect id="_x0000_i1036" style="width:0;height:1.5pt" o:hralign="center" o:hrstd="t" o:hrnoshade="t" o:hr="t" fillcolor="gray" stroked="f"/>
+          <v:rect id="_x0000_i1031" style="width:0;height:1.5pt" o:hralign="center" o:hrstd="t" o:hrnoshade="t" o:hr="t" fillcolor="gray" stroked="f"/>
         </w:pict>
       </w:r>
     </w:p>
@@ -3888,7 +3888,7 @@
           <w:szCs w:val="24"/>
         </w:rPr>
         <w:pict w14:anchorId="62BFF47B">
-          <v:rect id="_x0000_i1031" style="width:0;height:1.5pt" o:hralign="center" o:hrstd="t" o:hr="t" fillcolor="#a0a0a0" stroked="f"/>
+          <v:rect id="_x0000_i1032" style="width:0;height:1.5pt" o:hralign="center" o:hrstd="t" o:hr="t" fillcolor="#a0a0a0" stroked="f"/>
         </w:pict>
       </w:r>
     </w:p>
@@ -4271,7 +4271,7 @@
           <w:szCs w:val="24"/>
         </w:rPr>
         <w:pict w14:anchorId="79130BBA">
-          <v:rect id="_x0000_i1032" style="width:0;height:1.5pt" o:hralign="center" o:hrstd="t" o:hr="t" fillcolor="#a0a0a0" stroked="f"/>
+          <v:rect id="_x0000_i1033" style="width:0;height:1.5pt" o:hralign="center" o:hrstd="t" o:hr="t" fillcolor="#a0a0a0" stroked="f"/>
         </w:pict>
       </w:r>
     </w:p>
@@ -4640,7 +4640,7 @@
           <w:szCs w:val="24"/>
         </w:rPr>
         <w:pict w14:anchorId="6AB5DC73">
-          <v:rect id="_x0000_i1033" style="width:0;height:1.5pt" o:hralign="center" o:hrstd="t" o:hr="t" fillcolor="#a0a0a0" stroked="f"/>
+          <v:rect id="_x0000_i1034" style="width:0;height:1.5pt" o:hralign="center" o:hrstd="t" o:hr="t" fillcolor="#a0a0a0" stroked="f"/>
         </w:pict>
       </w:r>
     </w:p>
@@ -4704,7 +4704,7 @@
           <w:szCs w:val="24"/>
         </w:rPr>
         <w:pict w14:anchorId="5DD7079C">
-          <v:rect id="_x0000_i1034" style="width:0;height:1.5pt" o:hralign="center" o:hrstd="t" o:hr="t" fillcolor="#a0a0a0" stroked="f"/>
+          <v:rect id="_x0000_i1035" style="width:0;height:1.5pt" o:hralign="center" o:hrstd="t" o:hr="t" fillcolor="#a0a0a0" stroked="f"/>
         </w:pict>
       </w:r>
     </w:p>
@@ -4897,7 +4897,7 @@
           <w:szCs w:val="24"/>
         </w:rPr>
         <w:pict w14:anchorId="1D4BD1BA">
-          <v:rect id="_x0000_i1035" style="width:0;height:1.5pt" o:hralign="center" o:hrstd="t" o:hr="t" fillcolor="#a0a0a0" stroked="f"/>
+          <v:rect id="_x0000_i1036" style="width:0;height:1.5pt" o:hralign="center" o:hrstd="t" o:hr="t" fillcolor="#a0a0a0" stroked="f"/>
         </w:pict>
       </w:r>
     </w:p>
@@ -4957,19 +4957,21 @@
         </w:rPr>
         <w:t xml:space="preserve"> Source code repository link: </w:t>
       </w:r>
-      <w:r>
-        <w:rPr>
-          <w:rFonts w:ascii="Times New Roman" w:eastAsia="Times New Roman" w:hAnsi="Times New Roman" w:cs="Times New Roman"/>
-          <w:sz w:val="24"/>
-          <w:szCs w:val="24"/>
-        </w:rPr>
-        <w:t>https://github.com/Abdelrahman-Mahmoud-Elsaeed/linear_equation_solver_in_Cpp</w:t>
-      </w:r>
-    </w:p>
-    <w:p>
+      <w:hyperlink r:id="rId5" w:history="1">
+        <w:r>
+          <w:rPr>
+            <w:rStyle w:val="Hyperlink"/>
+            <w:rFonts w:ascii="Times New Roman" w:eastAsia="Times New Roman" w:hAnsi="Times New Roman" w:cs="Times New Roman"/>
+            <w:sz w:val="24"/>
+            <w:szCs w:val="24"/>
+          </w:rPr>
+          <w:t>https://github.com/Abdelrahman-Mahmoud-Elsaeed/linear_equation_solver_in_Cpp</w:t>
+        </w:r>
+      </w:hyperlink>
       <w:bookmarkStart w:id="0" w:name="_GoBack"/>
       <w:bookmarkEnd w:id="0"/>
     </w:p>
+    <w:p/>
     <w:sectPr>
       <w:pgSz w:w="12240" w:h="15840"/>
       <w:pgMar w:top="1440" w:right="1440" w:bottom="1440" w:left="1440" w:header="720" w:footer="720" w:gutter="0"/>
@@ -7330,6 +7332,29 @@
       <w:bCs/>
     </w:rPr>
   </w:style>
+  <w:style w:type="character" w:styleId="Hyperlink">
+    <w:name w:val="Hyperlink"/>
+    <w:basedOn w:val="DefaultParagraphFont"/>
+    <w:uiPriority w:val="99"/>
+    <w:unhideWhenUsed/>
+    <w:rsid w:val="005262DD"/>
+    <w:rPr>
+      <w:color w:val="0563C1" w:themeColor="hyperlink"/>
+      <w:u w:val="single"/>
+    </w:rPr>
+  </w:style>
+  <w:style w:type="character" w:styleId="UnresolvedMention">
+    <w:name w:val="Unresolved Mention"/>
+    <w:basedOn w:val="DefaultParagraphFont"/>
+    <w:uiPriority w:val="99"/>
+    <w:semiHidden/>
+    <w:unhideWhenUsed/>
+    <w:rsid w:val="005262DD"/>
+    <w:rPr>
+      <w:color w:val="605E5C"/>
+      <w:shd w:val="clear" w:color="auto" w:fill="E1DFDD"/>
+    </w:rPr>
+  </w:style>
 </w:styles>
 </file>
 
